--- a/Законы/Измененные_ACT/ACT. 003 — Пояснительная записка.docx
+++ b/Законы/Измененные_ACT/ACT. 003 — Пояснительная записка.docx
@@ -121,17 +121,17 @@
     </w:p>
     <w:p>
       <w:r>
-        <w:t>Было → стало: во всех перечисленных статьях фраза «не допускаются его привод, задержание, личный обыск…» изложена одинаково и отсылает к ч. 4 ст. 19 ПК с четырьмя исключениями: ордер или судебный акт; застигнут при совершении преступления; непосредственная угроза жизни или здоровью; требование уполномоченных лиц.</w:t>
+        <w:t>Было → стало: во всех перечисленных статьях фраза «не допускаются его привод, задержание, личный обыск…» изложена единообразно с исчерпывающим перечнем оснований и гибкой отсылкой к законодательству штата San-Andreas: при наличии законного ордера или судебного акта; когда лицо застигнуто при совершении преступления или непосредственно после его совершения; когда его действия создают непосредственную угрозу жизни или здоровью окружающих; по требованию иных лиц, уполномоченных на то законом. Задержание во всех случаях производится исключительно в порядке, установленном законодательством штата San-Andreas.</w:t>
       </w:r>
     </w:p>
     <w:p>
       <w:r>
-        <w:t>Почему: сейчас исключения различаются без причины. У IB FIB нет исключения «совершение преступления» — формально агента IB нельзя задержать даже за убийство без ордера; у государственных адвокатов упомянут ордер «советников» Генерального прокурора — такой должности нет; у EMS нет исключения «требование уполномоченных лиц»; где-то «угроза жизни», где-то «непосредственная угроза жизни». Разные тексты для одного вопроса — прямой источник конфликтов между ведомствами.</w:t>
+        <w:t>Почему: устранены жесткие перекрестные ссылки на номера статей сторонних кодексов, которые устаревают и ломаются при ренумерации. Формула защиты гарантирует законный баланс: неприкосновенность при исполнении служебных обязанностей с одной стороны, и невозможность укрыться от ответственности при совершении преступления — с другой.</w:t>
       </w:r>
     </w:p>
     <w:p>
       <w:r>
-        <w:t>Пример: сотрудник LSPD задерживает агента IB, застигнутого при угоне. Агент ссылается на «свою» ст. 21.5, где такого исключения нет; полицейский — на ст. 25 закона о региональных ПОО, где оно есть. Теперь оба читают одну норму — ч. 4 ст. 19 ПК.</w:t>
+        <w:t>Пример: сотрудник LSPD задерживает сотрудника ведомства или адвоката, совершающего преступление на месте. Задерживаемый не может заявить о неправомерности задержания: формула прямо закрепляет исключение при совершении преступления.</w:t>
       </w:r>
     </w:p>
     <w:p>
